--- a/zht/docx/228.content.docx
+++ b/zht/docx/228.content.docx
@@ -403,18 +403,12 @@
           <w:lang w:val="zh_TW" w:bidi="zh_TW"/>
         </w:rPr>
       </w:r>
-      <w:hyperlink r:id="rId13">
-        <w:r>
-          <w:rPr>
-            <w:lang w:val="zh_TW" w:bidi="zh_TW"/>
-          </w:rPr>
-          <w:rPr>
-            <w:color w:val="0000EE"/>
-            <w:u w:val="single"/>
-          </w:rPr>
-          <w:t>列王紀上4:32–34</w:t>
-        </w:r>
-      </w:hyperlink>
+      <w:r>
+        <w:rPr>
+          <w:lang w:val="zh_TW" w:bidi="zh_TW"/>
+        </w:rPr>
+        <w:t>列王紀上4:32–34</w:t>
+      </w:r>
     </w:p>
     <w:p>
       <w:pPr>
@@ -427,18 +421,12 @@
           <w:lang w:val="zh_TW" w:bidi="zh_TW"/>
         </w:rPr>
       </w:r>
-      <w:hyperlink r:id="rId14">
-        <w:r>
-          <w:rPr>
-            <w:lang w:val="zh_TW" w:bidi="zh_TW"/>
-          </w:rPr>
-          <w:rPr>
-            <w:color w:val="0000EE"/>
-            <w:u w:val="single"/>
-          </w:rPr>
-          <w:t>撒母耳記上24:12–13</w:t>
-        </w:r>
-      </w:hyperlink>
+      <w:r>
+        <w:rPr>
+          <w:lang w:val="zh_TW" w:bidi="zh_TW"/>
+        </w:rPr>
+        <w:t>撒母耳記上24:12–13</w:t>
+      </w:r>
     </w:p>
     <w:p>
       <w:pPr>
@@ -451,18 +439,12 @@
           <w:lang w:val="zh_TW" w:bidi="zh_TW"/>
         </w:rPr>
       </w:r>
-      <w:hyperlink r:id="rId15">
-        <w:r>
-          <w:rPr>
-            <w:lang w:val="zh_TW" w:bidi="zh_TW"/>
-          </w:rPr>
-          <w:rPr>
-            <w:color w:val="0000EE"/>
-            <w:u w:val="single"/>
-          </w:rPr>
-          <w:t>彼得後書2:22</w:t>
-        </w:r>
-      </w:hyperlink>
+      <w:r>
+        <w:rPr>
+          <w:lang w:val="zh_TW" w:bidi="zh_TW"/>
+        </w:rPr>
+        <w:t>彼得後書2:22</w:t>
+      </w:r>
     </w:p>
     <w:p>
       <w:pPr>
@@ -475,18 +457,12 @@
           <w:lang w:val="zh_TW" w:bidi="zh_TW"/>
         </w:rPr>
       </w:r>
-      <w:hyperlink r:id="rId16">
-        <w:r>
-          <w:rPr>
-            <w:lang w:val="zh_TW" w:bidi="zh_TW"/>
-          </w:rPr>
-          <w:rPr>
-            <w:color w:val="0000EE"/>
-            <w:u w:val="single"/>
-          </w:rPr>
-          <w:t>路加福音4:24</w:t>
-        </w:r>
-      </w:hyperlink>
+      <w:r>
+        <w:rPr>
+          <w:lang w:val="zh_TW" w:bidi="zh_TW"/>
+        </w:rPr>
+        <w:t>路加福音4:24</w:t>
+      </w:r>
     </w:p>
     <w:p>
       <w:pPr>
@@ -499,18 +475,12 @@
           <w:lang w:val="zh_TW" w:bidi="zh_TW"/>
         </w:rPr>
       </w:r>
-      <w:hyperlink r:id="rId17">
-        <w:r>
-          <w:rPr>
-            <w:lang w:val="zh_TW" w:bidi="zh_TW"/>
-          </w:rPr>
-          <w:rPr>
-            <w:color w:val="0000EE"/>
-            <w:u w:val="single"/>
-          </w:rPr>
-          <w:t>箴言1:1–3</w:t>
-        </w:r>
-      </w:hyperlink>
+      <w:r>
+        <w:rPr>
+          <w:lang w:val="zh_TW" w:bidi="zh_TW"/>
+        </w:rPr>
+        <w:t>箴言1:1–3</w:t>
+      </w:r>
     </w:p>
     <w:p>
       <w:pPr>

--- a/zht/docx/228.content.docx
+++ b/zht/docx/228.content.docx
@@ -354,19 +354,7 @@
         <w:rPr>
           <w:lang w:val="zh_TW" w:bidi="zh_TW"/>
         </w:rPr>
-        <w:t>、</w:t>
-      </w:r>
-      <w:r>
-        <w:rPr>
-          <w:lang w:val="zh_TW" w:bidi="zh_TW"/>
-        </w:rPr>
-        <w:t>真實</w:t>
-      </w:r>
-      <w:r>
-        <w:rPr>
-          <w:lang w:val="zh_TW" w:bidi="zh_TW"/>
-        </w:rPr>
-        <w:t>、</w:t>
+        <w:t>、真實、</w:t>
       </w:r>
       <w:r>
         <w:rPr>
